--- a/output/cv/sharan-teja-medikar-general-ai-engineering-cv.docx
+++ b/output/cv/sharan-teja-medikar-general-ai-engineering-cv.docx
@@ -27,7 +27,7 @@
           <w:b w:val="0"/>
           <w:sz w:val="17"/>
         </w:rPr>
-        <w:t>Guildford, UK | medikarsharanteja@gmail.com | +44 7824098307 | linkedin.com/in/sharanteja | github.com/sharantejamedikar</w:t>
+        <w:t>Guildford, UK | medikarsharanteja@gmail.com | +44 7824098307 | linkedin.com/in/sharanteja | github.com/sharantejamedikar | portfolio-mu-roan-71.vercel.app</w:t>
       </w:r>
     </w:p>
     <w:tbl>
